--- a/Assignment 3/Assignment3_Report.docx
+++ b/Assignment 3/Assignment3_Report.docx
@@ -20,7 +20,54 @@
     </w:p>
     <w:p>
       <w:r>
-        <w:t>Reads records.csv and displays student details like name, roll, program, year, and group.</w:t>
+        <w:t>This Python program reads a CSV file named "records.csv" and displays the details of all students in a neat table format on the screen (console/terminal).</w:t>
+      </w:r>
+    </w:p>
+    <w:p>
+      <w:r>
+        <w:t>Sample Input:</w:t>
+      </w:r>
+    </w:p>
+    <w:p>
+      <w:r>
+        <w:rPr>
+          <w:noProof/>
+        </w:rPr>
+        <w:drawing>
+          <wp:inline distT="0" distB="0" distL="0" distR="0" wp14:anchorId="63129E34" wp14:editId="63339DE6">
+            <wp:extent cx="4290589" cy="1329690"/>
+            <wp:effectExtent l="0" t="0" r="0" b="3810"/>
+            <wp:docPr id="1381432389" name="Picture 1"/>
+            <wp:cNvGraphicFramePr>
+              <a:graphicFrameLocks xmlns:a="http://schemas.openxmlformats.org/drawingml/2006/main" noChangeAspect="1"/>
+            </wp:cNvGraphicFramePr>
+            <a:graphic xmlns:a="http://schemas.openxmlformats.org/drawingml/2006/main">
+              <a:graphicData uri="http://schemas.openxmlformats.org/drawingml/2006/picture">
+                <pic:pic xmlns:pic="http://schemas.openxmlformats.org/drawingml/2006/picture">
+                  <pic:nvPicPr>
+                    <pic:cNvPr id="1381432389" name=""/>
+                    <pic:cNvPicPr/>
+                  </pic:nvPicPr>
+                  <pic:blipFill>
+                    <a:blip r:embed="rId6"/>
+                    <a:stretch>
+                      <a:fillRect/>
+                    </a:stretch>
+                  </pic:blipFill>
+                  <pic:spPr>
+                    <a:xfrm>
+                      <a:off x="0" y="0"/>
+                      <a:ext cx="4320229" cy="1338876"/>
+                    </a:xfrm>
+                    <a:prstGeom prst="rect">
+                      <a:avLst/>
+                    </a:prstGeom>
+                  </pic:spPr>
+                </pic:pic>
+              </a:graphicData>
+            </a:graphic>
+          </wp:inline>
+        </w:drawing>
       </w:r>
     </w:p>
     <w:p>
@@ -35,10 +82,10 @@
           <w:noProof/>
         </w:rPr>
         <w:drawing>
-          <wp:inline distT="0" distB="0" distL="0" distR="0" wp14:anchorId="3ECD0197" wp14:editId="727A039F">
-            <wp:extent cx="5486400" cy="1143000"/>
+          <wp:inline distT="0" distB="0" distL="0" distR="0" wp14:anchorId="489A0793" wp14:editId="582179A7">
+            <wp:extent cx="5191850" cy="1524213"/>
             <wp:effectExtent l="0" t="0" r="0" b="0"/>
-            <wp:docPr id="1866439468" name="Picture 1"/>
+            <wp:docPr id="1003534257" name="Picture 1"/>
             <wp:cNvGraphicFramePr>
               <a:graphicFrameLocks xmlns:a="http://schemas.openxmlformats.org/drawingml/2006/main" noChangeAspect="1"/>
             </wp:cNvGraphicFramePr>
@@ -46,11 +93,11 @@
               <a:graphicData uri="http://schemas.openxmlformats.org/drawingml/2006/picture">
                 <pic:pic xmlns:pic="http://schemas.openxmlformats.org/drawingml/2006/picture">
                   <pic:nvPicPr>
-                    <pic:cNvPr id="1866439468" name=""/>
+                    <pic:cNvPr id="1003534257" name=""/>
                     <pic:cNvPicPr/>
                   </pic:nvPicPr>
                   <pic:blipFill>
-                    <a:blip r:embed="rId6"/>
+                    <a:blip r:embed="rId7"/>
                     <a:stretch>
                       <a:fillRect/>
                     </a:stretch>
@@ -58,7 +105,7 @@
                   <pic:spPr>
                     <a:xfrm>
                       <a:off x="0" y="0"/>
-                      <a:ext cx="5486400" cy="1143000"/>
+                      <a:ext cx="5191850" cy="1524213"/>
                     </a:xfrm>
                     <a:prstGeom prst="rect">
                       <a:avLst/>
@@ -84,7 +131,12 @@
     </w:p>
     <w:p>
       <w:r>
-        <w:t>Takes user input and adds new student records into records.csv.</w:t>
+        <w:t>This program lets the user add a new student record to the "records.csv" file. It prompts the user to input details such as the student’s name, roll number, program, year, and group. The entered information is then added to the CSV file, and the header row is included only if the file is empty.</w:t>
+      </w:r>
+    </w:p>
+    <w:p>
+      <w:r>
+        <w:t>Sample input</w:t>
       </w:r>
     </w:p>
     <w:p>
@@ -92,11 +144,12 @@
         <w:rPr>
           <w:noProof/>
         </w:rPr>
+        <w:lastRenderedPageBreak/>
         <w:drawing>
-          <wp:inline distT="0" distB="0" distL="0" distR="0" wp14:anchorId="379FD1CC" wp14:editId="09405B33">
-            <wp:extent cx="4553585" cy="1571844"/>
-            <wp:effectExtent l="0" t="0" r="0" b="9525"/>
-            <wp:docPr id="1933898026" name="Picture 1"/>
+          <wp:inline distT="0" distB="0" distL="0" distR="0" wp14:anchorId="355D43A5" wp14:editId="55F8D1E7">
+            <wp:extent cx="4292162" cy="1282535"/>
+            <wp:effectExtent l="0" t="0" r="0" b="0"/>
+            <wp:docPr id="2056481104" name="Picture 1"/>
             <wp:cNvGraphicFramePr>
               <a:graphicFrameLocks xmlns:a="http://schemas.openxmlformats.org/drawingml/2006/main" noChangeAspect="1"/>
             </wp:cNvGraphicFramePr>
@@ -104,11 +157,11 @@
               <a:graphicData uri="http://schemas.openxmlformats.org/drawingml/2006/picture">
                 <pic:pic xmlns:pic="http://schemas.openxmlformats.org/drawingml/2006/picture">
                   <pic:nvPicPr>
-                    <pic:cNvPr id="1933898026" name=""/>
+                    <pic:cNvPr id="1381432389" name=""/>
                     <pic:cNvPicPr/>
                   </pic:nvPicPr>
                   <pic:blipFill>
-                    <a:blip r:embed="rId7"/>
+                    <a:blip r:embed="rId6"/>
                     <a:stretch>
                       <a:fillRect/>
                     </a:stretch>
@@ -116,7 +169,7 @@
                   <pic:spPr>
                     <a:xfrm>
                       <a:off x="0" y="0"/>
-                      <a:ext cx="4553585" cy="1571844"/>
+                      <a:ext cx="4309588" cy="1287742"/>
                     </a:xfrm>
                     <a:prstGeom prst="rect">
                       <a:avLst/>
@@ -190,17 +243,63 @@
       </w:r>
     </w:p>
     <w:p>
+      <w:r>
+        <w:rPr>
+          <w:noProof/>
+        </w:rPr>
+        <w:drawing>
+          <wp:inline distT="0" distB="0" distL="0" distR="0" wp14:anchorId="2E52DCAE" wp14:editId="41006E34">
+            <wp:extent cx="4191000" cy="2501798"/>
+            <wp:effectExtent l="0" t="0" r="0" b="0"/>
+            <wp:docPr id="967813060" name="Picture 1"/>
+            <wp:cNvGraphicFramePr>
+              <a:graphicFrameLocks xmlns:a="http://schemas.openxmlformats.org/drawingml/2006/main" noChangeAspect="1"/>
+            </wp:cNvGraphicFramePr>
+            <a:graphic xmlns:a="http://schemas.openxmlformats.org/drawingml/2006/main">
+              <a:graphicData uri="http://schemas.openxmlformats.org/drawingml/2006/picture">
+                <pic:pic xmlns:pic="http://schemas.openxmlformats.org/drawingml/2006/picture">
+                  <pic:nvPicPr>
+                    <pic:cNvPr id="967813060" name=""/>
+                    <pic:cNvPicPr/>
+                  </pic:nvPicPr>
+                  <pic:blipFill>
+                    <a:blip r:embed="rId9"/>
+                    <a:stretch>
+                      <a:fillRect/>
+                    </a:stretch>
+                  </pic:blipFill>
+                  <pic:spPr>
+                    <a:xfrm>
+                      <a:off x="0" y="0"/>
+                      <a:ext cx="4228346" cy="2524092"/>
+                    </a:xfrm>
+                    <a:prstGeom prst="rect">
+                      <a:avLst/>
+                    </a:prstGeom>
+                  </pic:spPr>
+                </pic:pic>
+              </a:graphicData>
+            </a:graphic>
+          </wp:inline>
+        </w:drawing>
+      </w:r>
+    </w:p>
+    <w:p>
       <w:pPr>
         <w:pStyle w:val="Heading1"/>
       </w:pPr>
       <w:r>
-        <w:lastRenderedPageBreak/>
         <w:t>Program 3: Calculator with File Save</w:t>
       </w:r>
     </w:p>
     <w:p>
       <w:r>
-        <w:t>Performs arithmetic operations on user input and saves results with date and time.</w:t>
+        <w:t>This program acts as a Math Logger. It accepts lists of integers from the user, performs calculations such as addition, subtraction, multiplication, and division, and then records the results along with a timestamp in the "math_results.txt" file. When the user exits the program, it displays the complete contents of the log file.</w:t>
+      </w:r>
+    </w:p>
+    <w:p>
+      <w:r>
+        <w:t>Sample Input:</w:t>
       </w:r>
     </w:p>
     <w:p>
@@ -208,6 +307,7 @@
         <w:rPr>
           <w:noProof/>
         </w:rPr>
+        <w:lastRenderedPageBreak/>
         <w:drawing>
           <wp:inline distT="0" distB="0" distL="0" distR="0" wp14:anchorId="5086786A" wp14:editId="6DA858B8">
             <wp:extent cx="5486400" cy="814070"/>
@@ -224,7 +324,7 @@
                     <pic:cNvPicPr/>
                   </pic:nvPicPr>
                   <pic:blipFill>
-                    <a:blip r:embed="rId9"/>
+                    <a:blip r:embed="rId10"/>
                     <a:stretch>
                       <a:fillRect/>
                     </a:stretch>
@@ -272,7 +372,7 @@
                     <pic:cNvPicPr/>
                   </pic:nvPicPr>
                   <pic:blipFill>
-                    <a:blip r:embed="rId10"/>
+                    <a:blip r:embed="rId11"/>
                     <a:stretch>
                       <a:fillRect/>
                     </a:stretch>
@@ -306,7 +406,7 @@
     </w:p>
     <w:p>
       <w:r>
-        <w:t>Copies content from one file to another using exception handling.</w:t>
+        <w:t>This program copies the contents of a source file into a new destination file. It first verifies that the source file exists and makes sure the destination file is not already present before proceeding with the copy.</w:t>
       </w:r>
     </w:p>
     <w:p>
@@ -317,6 +417,9 @@
         <w:br/>
       </w:r>
       <w:r>
+        <w:rPr>
+          <w:noProof/>
+        </w:rPr>
         <w:drawing>
           <wp:inline distT="0" distB="0" distL="0" distR="0" wp14:anchorId="1E4438B8" wp14:editId="3A40B420">
             <wp:extent cx="4744112" cy="1571844"/>
@@ -333,7 +436,7 @@
                     <pic:cNvPicPr/>
                   </pic:nvPicPr>
                   <pic:blipFill>
-                    <a:blip r:embed="rId11"/>
+                    <a:blip r:embed="rId12"/>
                     <a:stretch>
                       <a:fillRect/>
                     </a:stretch>
@@ -367,7 +470,7 @@
     </w:p>
     <w:p>
       <w:r>
-        <w:t>Creates a Learner class, takes input, and displays learner details.</w:t>
+        <w:t>This program defines a Learner class to hold student details such as roll number, name, address, enrollment year, program, and group. It collects input from the user, creates a Learner object, and then presents all the information in a well-structured format.</w:t>
       </w:r>
     </w:p>
     <w:p>
@@ -398,7 +501,7 @@
                     <pic:cNvPicPr/>
                   </pic:nvPicPr>
                   <pic:blipFill>
-                    <a:blip r:embed="rId12"/>
+                    <a:blip r:embed="rId13"/>
                     <a:stretch>
                       <a:fillRect/>
                     </a:stretch>
@@ -429,7 +532,7 @@
     </w:p>
     <w:p>
       <w:r>
-        <w:t>Manages dishes using classes and stores recipe details.</w:t>
+        <w:t>This program defines a Dish class for storing recipe details and a Cookbook class for managing multiple dishes. It creates a Cookbook object, adds a Nepali dish (Dal Bhat), and then displays its ID, name, ingredients, and preparation steps.</w:t>
       </w:r>
     </w:p>
     <w:p>
@@ -459,7 +562,7 @@
                     <pic:cNvPicPr/>
                   </pic:nvPicPr>
                   <pic:blipFill>
-                    <a:blip r:embed="rId13"/>
+                    <a:blip r:embed="rId14"/>
                     <a:stretch>
                       <a:fillRect/>
                     </a:stretch>
@@ -493,7 +596,15 @@
     </w:p>
     <w:p>
       <w:r>
-        <w:t>Stores staff data into staff.csv and allows viewing records with exception handling.</w:t>
+        <w:t xml:space="preserve">This program manages staff records using a Staff class along with a CSV file. It offers a simple menu that allows users to add new staff information or view all existing records stored </w:t>
+      </w:r>
+      <w:proofErr w:type="gramStart"/>
+      <w:r>
+        <w:t>in</w:t>
+      </w:r>
+      <w:proofErr w:type="gramEnd"/>
+      <w:r>
+        <w:t xml:space="preserve"> "staff.csv".</w:t>
       </w:r>
     </w:p>
     <w:p>
@@ -517,7 +628,7 @@
                     <pic:cNvPicPr/>
                   </pic:nvPicPr>
                   <pic:blipFill>
-                    <a:blip r:embed="rId14"/>
+                    <a:blip r:embed="rId15"/>
                     <a:stretch>
                       <a:fillRect/>
                     </a:stretch>
@@ -569,7 +680,7 @@
                     <pic:cNvPicPr/>
                   </pic:nvPicPr>
                   <pic:blipFill>
-                    <a:blip r:embed="rId15"/>
+                    <a:blip r:embed="rId16"/>
                     <a:stretch>
                       <a:fillRect/>
                     </a:stretch>
@@ -600,7 +711,7 @@
     </w:p>
     <w:p>
       <w:r>
-        <w:t>Implements a basic library system with borrow, return, and search features using OOP.</w:t>
+        <w:t>This program implements a basic Library Management System using Book and Library classes. It enables users to search for books by title, borrow available ones, return borrowed books, and keeps all data stored permanently in "books.csv".</w:t>
       </w:r>
     </w:p>
     <w:p>
@@ -624,7 +735,7 @@
                     <pic:cNvPicPr/>
                   </pic:nvPicPr>
                   <pic:blipFill>
-                    <a:blip r:embed="rId16"/>
+                    <a:blip r:embed="rId17"/>
                     <a:stretch>
                       <a:fillRect/>
                     </a:stretch>
@@ -673,7 +784,7 @@
                     <pic:cNvPicPr/>
                   </pic:nvPicPr>
                   <pic:blipFill>
-                    <a:blip r:embed="rId17"/>
+                    <a:blip r:embed="rId18"/>
                     <a:stretch>
                       <a:fillRect/>
                     </a:stretch>
@@ -1296,7 +1407,7 @@
   <w:style w:type="paragraph" w:default="1" w:styleId="Normal">
     <w:name w:val="Normal"/>
     <w:qFormat/>
-    <w:rsid w:val="00FC693F"/>
+    <w:rsid w:val="004F15D3"/>
   </w:style>
   <w:style w:type="paragraph" w:styleId="Heading1">
     <w:name w:val="heading 1"/>
